--- a/data/niveles/Reportes/Archivo/Reporte_Niveles_Hidrometricos_2026-09-05_1200.docx
+++ b/data/niveles/Reportes/Archivo/Reporte_Niveles_Hidrometricos_2026-09-05_1200.docx
@@ -303,7 +303,7 @@
                 <w:b w:val="0"/>
                 <w:sz w:val="13"/>
               </w:rPr>
-              <w:t>11.84</w:t>
+              <w:t>11.40</w:t>
             </w:r>
           </w:p>
         </w:tc>
@@ -318,7 +318,7 @@
                 <w:b w:val="0"/>
                 <w:sz w:val="13"/>
               </w:rPr>
-              <w:t>-0.30</w:t>
+              <w:t>+0.14</w:t>
             </w:r>
           </w:p>
         </w:tc>
@@ -333,7 +333,7 @@
                 <w:b w:val="0"/>
                 <w:sz w:val="13"/>
               </w:rPr>
-              <w:t>+0.08</w:t>
+              <w:t>+0.04</w:t>
             </w:r>
           </w:p>
         </w:tc>
@@ -348,7 +348,7 @@
                 <w:b w:val="0"/>
                 <w:sz w:val="13"/>
               </w:rPr>
-              <w:t>Cambio a ascenso</w:t>
+              <w:t>Ascenso</w:t>
             </w:r>
           </w:p>
         </w:tc>
@@ -455,7 +455,7 @@
                 <w:b w:val="0"/>
                 <w:sz w:val="13"/>
               </w:rPr>
-              <w:t>3.41</w:t>
+              <w:t>3.53</w:t>
             </w:r>
           </w:p>
         </w:tc>
@@ -470,7 +470,7 @@
                 <w:b w:val="0"/>
                 <w:sz w:val="13"/>
               </w:rPr>
-              <w:t>+0.08</w:t>
+              <w:t>-0.04</w:t>
             </w:r>
           </w:p>
         </w:tc>
@@ -485,7 +485,7 @@
                 <w:b w:val="0"/>
                 <w:sz w:val="13"/>
               </w:rPr>
-              <w:t>-0.02</w:t>
+              <w:t>-0.01</w:t>
             </w:r>
           </w:p>
         </w:tc>
@@ -500,7 +500,7 @@
                 <w:b w:val="0"/>
                 <w:sz w:val="13"/>
               </w:rPr>
-              <w:t>Cambio a descenso</w:t>
+              <w:t>Estable</w:t>
             </w:r>
           </w:p>
         </w:tc>
@@ -607,7 +607,7 @@
                 <w:b w:val="0"/>
                 <w:sz w:val="13"/>
               </w:rPr>
-              <w:t>33.87</w:t>
+              <w:t>33.86</w:t>
             </w:r>
           </w:p>
         </w:tc>
@@ -622,7 +622,7 @@
                 <w:b w:val="0"/>
                 <w:sz w:val="13"/>
               </w:rPr>
-              <w:t>-0.01</w:t>
+              <w:t>+0.00</w:t>
             </w:r>
           </w:p>
         </w:tc>
@@ -759,7 +759,7 @@
                 <w:b w:val="0"/>
                 <w:sz w:val="13"/>
               </w:rPr>
-              <w:t>15.84</w:t>
+              <w:t>15.83</w:t>
             </w:r>
           </w:p>
         </w:tc>
@@ -774,7 +774,7 @@
                 <w:b w:val="0"/>
                 <w:sz w:val="13"/>
               </w:rPr>
-              <w:t>-0.02</w:t>
+              <w:t>-0.01</w:t>
             </w:r>
           </w:p>
         </w:tc>
@@ -1215,7 +1215,7 @@
                 <w:b w:val="0"/>
                 <w:sz w:val="13"/>
               </w:rPr>
-              <w:t>19.81</w:t>
+              <w:t>19.80</w:t>
             </w:r>
           </w:p>
         </w:tc>
@@ -1230,7 +1230,7 @@
                 <w:b w:val="0"/>
                 <w:sz w:val="13"/>
               </w:rPr>
-              <w:t>-0.01</w:t>
+              <w:t>+0.00</w:t>
             </w:r>
           </w:p>
         </w:tc>
@@ -1549,7 +1549,7 @@
                 <w:b w:val="0"/>
                 <w:sz w:val="13"/>
               </w:rPr>
-              <w:t>+0.01</w:t>
+              <w:t>+0.00</w:t>
             </w:r>
           </w:p>
         </w:tc>
@@ -1564,7 +1564,7 @@
                 <w:b w:val="0"/>
                 <w:sz w:val="13"/>
               </w:rPr>
-              <w:t>Ascenso</w:t>
+              <w:t>Estable</w:t>
             </w:r>
           </w:p>
         </w:tc>
@@ -1701,7 +1701,7 @@
                 <w:b w:val="0"/>
                 <w:sz w:val="13"/>
               </w:rPr>
-              <w:t>+0.01</w:t>
+              <w:t>+0.00</w:t>
             </w:r>
           </w:p>
         </w:tc>
@@ -1716,7 +1716,7 @@
                 <w:b w:val="0"/>
                 <w:sz w:val="13"/>
               </w:rPr>
-              <w:t>Ascenso</w:t>
+              <w:t>Estable</w:t>
             </w:r>
           </w:p>
         </w:tc>
@@ -1823,7 +1823,7 @@
                 <w:b w:val="0"/>
                 <w:sz w:val="13"/>
               </w:rPr>
-              <w:t>0.02</w:t>
+              <w:t>0.16</w:t>
             </w:r>
           </w:p>
         </w:tc>
@@ -1838,7 +1838,7 @@
                 <w:b w:val="0"/>
                 <w:sz w:val="13"/>
               </w:rPr>
-              <w:t>+0.14</w:t>
+              <w:t>+0.00</w:t>
             </w:r>
           </w:p>
         </w:tc>
@@ -2431,7 +2431,7 @@
                 <w:b w:val="0"/>
                 <w:sz w:val="13"/>
               </w:rPr>
-              <w:t>12.63</w:t>
+              <w:t>12.77</w:t>
             </w:r>
           </w:p>
         </w:tc>
@@ -2446,7 +2446,7 @@
                 <w:b w:val="0"/>
                 <w:sz w:val="13"/>
               </w:rPr>
-              <w:t>+0.17</w:t>
+              <w:t>+0.03</w:t>
             </w:r>
           </w:p>
         </w:tc>
@@ -2764,7 +2764,7 @@
                 <w:b w:val="0"/>
                 <w:sz w:val="14"/>
               </w:rPr>
-              <w:t>2026-09-04T18:00:00-06:00</w:t>
+              <w:t>2026-09-05T06:00:00-06:00</w:t>
             </w:r>
           </w:p>
         </w:tc>
@@ -2779,7 +2779,7 @@
                 <w:b w:val="0"/>
                 <w:sz w:val="14"/>
               </w:rPr>
-              <w:t>base_heredada</w:t>
+              <w:t>observado</w:t>
             </w:r>
           </w:p>
         </w:tc>
@@ -2886,7 +2886,7 @@
                 <w:b w:val="0"/>
                 <w:sz w:val="14"/>
               </w:rPr>
-              <w:t>2026-09-04T18:00:00-06:00</w:t>
+              <w:t>2026-09-05T06:00:00-06:00</w:t>
             </w:r>
           </w:p>
         </w:tc>
@@ -2901,7 +2901,7 @@
                 <w:b w:val="0"/>
                 <w:sz w:val="14"/>
               </w:rPr>
-              <w:t>base_heredada</w:t>
+              <w:t>observado</w:t>
             </w:r>
           </w:p>
         </w:tc>
@@ -3008,7 +3008,7 @@
                 <w:b w:val="0"/>
                 <w:sz w:val="14"/>
               </w:rPr>
-              <w:t>2026-09-04T18:00:00-06:00</w:t>
+              <w:t>2026-09-05T06:00:00-06:00</w:t>
             </w:r>
           </w:p>
         </w:tc>
@@ -3023,7 +3023,7 @@
                 <w:b w:val="0"/>
                 <w:sz w:val="14"/>
               </w:rPr>
-              <w:t>base_heredada</w:t>
+              <w:t>observado</w:t>
             </w:r>
           </w:p>
         </w:tc>
@@ -3130,7 +3130,7 @@
                 <w:b w:val="0"/>
                 <w:sz w:val="14"/>
               </w:rPr>
-              <w:t>2026-09-04T14:00:00-06:00</w:t>
+              <w:t>2026-09-05T06:00:00-06:00</w:t>
             </w:r>
           </w:p>
         </w:tc>
@@ -3145,7 +3145,7 @@
                 <w:b w:val="0"/>
                 <w:sz w:val="14"/>
               </w:rPr>
-              <w:t>base_heredada</w:t>
+              <w:t>observado</w:t>
             </w:r>
           </w:p>
         </w:tc>
@@ -3252,7 +3252,7 @@
                 <w:b w:val="0"/>
                 <w:sz w:val="14"/>
               </w:rPr>
-              <w:t>2026-09-04T14:00:00-06:00</w:t>
+              <w:t>2026-09-05T06:00:00-06:00</w:t>
             </w:r>
           </w:p>
         </w:tc>
@@ -3267,7 +3267,7 @@
                 <w:b w:val="0"/>
                 <w:sz w:val="14"/>
               </w:rPr>
-              <w:t>base_heredada</w:t>
+              <w:t>observado</w:t>
             </w:r>
           </w:p>
         </w:tc>
@@ -3374,7 +3374,7 @@
                 <w:b w:val="0"/>
                 <w:sz w:val="14"/>
               </w:rPr>
-              <w:t>2026-09-04T18:00:00-06:00</w:t>
+              <w:t>2026-09-05T06:00:00-06:00</w:t>
             </w:r>
           </w:p>
         </w:tc>
@@ -3389,7 +3389,7 @@
                 <w:b w:val="0"/>
                 <w:sz w:val="14"/>
               </w:rPr>
-              <w:t>base_heredada</w:t>
+              <w:t>observado</w:t>
             </w:r>
           </w:p>
         </w:tc>
@@ -3496,7 +3496,7 @@
                 <w:b w:val="0"/>
                 <w:sz w:val="14"/>
               </w:rPr>
-              <w:t>2026-09-04T18:00:00-06:00</w:t>
+              <w:t>2026-09-05T06:00:00-06:00</w:t>
             </w:r>
           </w:p>
         </w:tc>
@@ -3511,7 +3511,7 @@
                 <w:b w:val="0"/>
                 <w:sz w:val="14"/>
               </w:rPr>
-              <w:t>base_heredada</w:t>
+              <w:t>observado</w:t>
             </w:r>
           </w:p>
         </w:tc>
@@ -3618,7 +3618,7 @@
                 <w:b w:val="0"/>
                 <w:sz w:val="14"/>
               </w:rPr>
-              <w:t>2026-09-04T18:00:00-06:00</w:t>
+              <w:t>2026-09-05T06:00:00-06:00</w:t>
             </w:r>
           </w:p>
         </w:tc>
@@ -3633,7 +3633,7 @@
                 <w:b w:val="0"/>
                 <w:sz w:val="14"/>
               </w:rPr>
-              <w:t>base_heredada</w:t>
+              <w:t>observado</w:t>
             </w:r>
           </w:p>
         </w:tc>
@@ -3740,7 +3740,7 @@
                 <w:b w:val="0"/>
                 <w:sz w:val="14"/>
               </w:rPr>
-              <w:t>2026-09-04T18:00:00-06:00</w:t>
+              <w:t>2026-09-05T06:00:00-06:00</w:t>
             </w:r>
           </w:p>
         </w:tc>
@@ -3755,7 +3755,7 @@
                 <w:b w:val="0"/>
                 <w:sz w:val="14"/>
               </w:rPr>
-              <w:t>base_heredada</w:t>
+              <w:t>observado</w:t>
             </w:r>
           </w:p>
         </w:tc>
@@ -3862,7 +3862,7 @@
                 <w:b w:val="0"/>
                 <w:sz w:val="14"/>
               </w:rPr>
-              <w:t>2026-09-04T18:00:00-06:00</w:t>
+              <w:t>2026-09-05T06:00:00-06:00</w:t>
             </w:r>
           </w:p>
         </w:tc>
@@ -3877,7 +3877,7 @@
                 <w:b w:val="0"/>
                 <w:sz w:val="14"/>
               </w:rPr>
-              <w:t>base_heredada</w:t>
+              <w:t>observado</w:t>
             </w:r>
           </w:p>
         </w:tc>
@@ -3984,7 +3984,7 @@
                 <w:b w:val="0"/>
                 <w:sz w:val="14"/>
               </w:rPr>
-              <w:t>2026-09-04T18:00:00-06:00</w:t>
+              <w:t>2026-09-05T06:00:00-06:00</w:t>
             </w:r>
           </w:p>
         </w:tc>
@@ -3999,7 +3999,7 @@
                 <w:b w:val="0"/>
                 <w:sz w:val="14"/>
               </w:rPr>
-              <w:t>base_heredada</w:t>
+              <w:t>observado</w:t>
             </w:r>
           </w:p>
         </w:tc>
@@ -4106,7 +4106,7 @@
                 <w:b w:val="0"/>
                 <w:sz w:val="14"/>
               </w:rPr>
-              <w:t>2026-09-04T18:00:00-06:00</w:t>
+              <w:t>2026-09-05T06:00:00-06:00</w:t>
             </w:r>
           </w:p>
         </w:tc>
@@ -4121,7 +4121,7 @@
                 <w:b w:val="0"/>
                 <w:sz w:val="14"/>
               </w:rPr>
-              <w:t>base_heredada</w:t>
+              <w:t>observado</w:t>
             </w:r>
           </w:p>
         </w:tc>
@@ -4228,7 +4228,7 @@
                 <w:b w:val="0"/>
                 <w:sz w:val="14"/>
               </w:rPr>
-              <w:t>2026-09-04T18:00:00-06:00</w:t>
+              <w:t>2026-09-05T06:00:00-06:00</w:t>
             </w:r>
           </w:p>
         </w:tc>
@@ -4243,7 +4243,7 @@
                 <w:b w:val="0"/>
                 <w:sz w:val="14"/>
               </w:rPr>
-              <w:t>base_heredada</w:t>
+              <w:t>observado</w:t>
             </w:r>
           </w:p>
         </w:tc>
@@ -4350,7 +4350,7 @@
                 <w:b w:val="0"/>
                 <w:sz w:val="14"/>
               </w:rPr>
-              <w:t>2026-09-04T18:00:00-06:00</w:t>
+              <w:t>2026-09-05T06:00:00-06:00</w:t>
             </w:r>
           </w:p>
         </w:tc>
@@ -4365,7 +4365,7 @@
                 <w:b w:val="0"/>
                 <w:sz w:val="14"/>
               </w:rPr>
-              <w:t>base_heredada</w:t>
+              <w:t>observado</w:t>
             </w:r>
           </w:p>
         </w:tc>
@@ -4472,7 +4472,7 @@
                 <w:b w:val="0"/>
                 <w:sz w:val="14"/>
               </w:rPr>
-              <w:t>2026-09-04T18:00:00-06:00</w:t>
+              <w:t>2026-09-05T06:00:00-06:00</w:t>
             </w:r>
           </w:p>
         </w:tc>
@@ -4487,7 +4487,7 @@
                 <w:b w:val="0"/>
                 <w:sz w:val="14"/>
               </w:rPr>
-              <w:t>base_heredada</w:t>
+              <w:t>observado</w:t>
             </w:r>
           </w:p>
         </w:tc>
@@ -4511,7 +4511,7 @@
       <w:r>
         <w:drawing>
           <wp:inline xmlns:a="http://schemas.openxmlformats.org/drawingml/2006/main" xmlns:pic="http://schemas.openxmlformats.org/drawingml/2006/picture">
-            <wp:extent cx="8412480" cy="9581362"/>
+            <wp:extent cx="8412480" cy="9576416"/>
             <wp:docPr id="1" name="Picture 1"/>
             <wp:cNvGraphicFramePr>
               <a:graphicFrameLocks noChangeAspect="1"/>
@@ -4532,7 +4532,7 @@
                   <pic:spPr>
                     <a:xfrm>
                       <a:off x="0" y="0"/>
-                      <a:ext cx="8412480" cy="9581362"/>
+                      <a:ext cx="8412480" cy="9576416"/>
                     </a:xfrm>
                     <a:prstGeom prst="rect"/>
                   </pic:spPr>
@@ -4626,7 +4626,7 @@
       <w:r>
         <w:drawing>
           <wp:inline xmlns:a="http://schemas.openxmlformats.org/drawingml/2006/main" xmlns:pic="http://schemas.openxmlformats.org/drawingml/2006/picture">
-            <wp:extent cx="8229600" cy="4426003"/>
+            <wp:extent cx="8229600" cy="4428662"/>
             <wp:docPr id="3" name="Picture 3"/>
             <wp:cNvGraphicFramePr>
               <a:graphicFrameLocks noChangeAspect="1"/>
@@ -4647,7 +4647,7 @@
                   <pic:spPr>
                     <a:xfrm>
                       <a:off x="0" y="0"/>
-                      <a:ext cx="8229600" cy="4426003"/>
+                      <a:ext cx="8229600" cy="4428662"/>
                     </a:xfrm>
                     <a:prstGeom prst="rect"/>
                   </pic:spPr>
@@ -4730,7 +4730,7 @@
       <w:r>
         <w:drawing>
           <wp:inline xmlns:a="http://schemas.openxmlformats.org/drawingml/2006/main" xmlns:pic="http://schemas.openxmlformats.org/drawingml/2006/picture">
-            <wp:extent cx="8229600" cy="4426003"/>
+            <wp:extent cx="8229600" cy="4428662"/>
             <wp:docPr id="5" name="Picture 5"/>
             <wp:cNvGraphicFramePr>
               <a:graphicFrameLocks noChangeAspect="1"/>
@@ -4751,7 +4751,7 @@
                   <pic:spPr>
                     <a:xfrm>
                       <a:off x="0" y="0"/>
-                      <a:ext cx="8229600" cy="4426003"/>
+                      <a:ext cx="8229600" cy="4428662"/>
                     </a:xfrm>
                     <a:prstGeom prst="rect"/>
                   </pic:spPr>
